--- a/7-技术管理/流程制度规范类文件/070101-运维服务技术研发管理制度.docx
+++ b/7-技术管理/流程制度规范类文件/070101-运维服务技术研发管理制度.docx
@@ -3915,7 +3915,6 @@
         <w:pStyle w:val="27"/>
         <w:bidi w:val="0"/>
       </w:pPr>
-      <w:bookmarkStart w:id="39" w:name="_GoBack"/>
       <w:r>
         <w:t>为规范公司运维服务技术研发活动，提高研发效率和成果质量，确保研发成果有效转化为运维服务能力，支撑公司运维业务发展，特制订本制度。</w:t>
       </w:r>
@@ -3926,11 +3925,7 @@
         <w:bidi w:val="0"/>
       </w:pPr>
       <w:r>
-        <w:t>根</w:t>
-      </w:r>
-      <w:bookmarkEnd w:id="39"/>
-      <w:r>
-        <w:t>据公司实际研发能力和运维项目开展的需求，公司将投入研发力量和资金用于针对组织级运维服务目录开展的运维服务技术的研发，包括运维工具软件的研发、IT运维作业指导手册和工具手册的研发、IT运维故障分析与问题解决手册的研发、及运维新技术的研究。</w:t>
+        <w:t>根据公司实际研发能力和运维项目开展的需求，公司将投入研发力量和资金用于针对组织级运维服务目录开展的运维服务技术的研发，包括运维工具软件的研发、IT运维作业指导手册和工具手册的研发、IT运维故障分析与问题解决手册的研发、及运维新技术的研究。</w:t>
       </w:r>
     </w:p>
     <w:p>
@@ -4414,7 +4409,19 @@
         <w:textAlignment w:val="baseline"/>
       </w:pPr>
       <w:r>
-        <w:t>技术储备采用采用两种方式，以提高技术支撑能力：</w:t>
+        <w:t>技术储备采用</w:t>
+      </w:r>
+      <w:r>
+        <w:rPr>
+          <w:rFonts w:hint="eastAsia"/>
+          <w:lang w:val="en-US" w:eastAsia="zh-CN"/>
+        </w:rPr>
+        <w:t>培训和进修</w:t>
+      </w:r>
+      <w:bookmarkStart w:id="39" w:name="_GoBack"/>
+      <w:bookmarkEnd w:id="39"/>
+      <w:r>
+        <w:t>两种方式，以提高技术支撑能力：</w:t>
       </w:r>
     </w:p>
     <w:p>
